--- a/24211009.docx
+++ b/24211009.docx
@@ -88,7 +88,7 @@
               <mc:AlternateContent>
                 <mc:Choice Requires="wps">
                   <w:drawing>
-                    <wp:anchor behindDoc="0" distT="0" distB="0" distL="0" distR="0" simplePos="0" locked="0" layoutInCell="0" allowOverlap="1" relativeHeight="7">
+                    <wp:anchor behindDoc="0" distT="0" distB="0" distL="0" distR="0" simplePos="0" locked="0" layoutInCell="0" allowOverlap="1" relativeHeight="5">
                       <wp:simplePos x="0" y="0"/>
                       <wp:positionH relativeFrom="page">
                         <wp:posOffset>-9515475</wp:posOffset>
@@ -99,7 +99,7 @@
                       <wp:extent cx="14605" cy="10692130"/>
                       <wp:effectExtent l="0" t="0" r="0" b="0"/>
                       <wp:wrapNone/>
-                      <wp:docPr id="2" name="Frame3"/>
+                      <wp:docPr id="2" name="Frame1"/>
                       <a:graphic xmlns:a="http://schemas.openxmlformats.org/drawingml/2006/main">
                         <a:graphicData uri="http://schemas.microsoft.com/office/word/2010/wordprocessingShape">
                           <wps:wsp>
@@ -336,7 +336,7 @@
               <mc:AlternateContent>
                 <mc:Choice Requires="wps">
                   <w:drawing>
-                    <wp:anchor behindDoc="0" distT="0" distB="0" distL="0" distR="0" simplePos="0" locked="0" layoutInCell="0" allowOverlap="1" relativeHeight="5">
+                    <wp:anchor behindDoc="0" distT="0" distB="0" distL="0" distR="0" simplePos="0" locked="0" layoutInCell="0" allowOverlap="1" relativeHeight="7">
                       <wp:simplePos x="0" y="0"/>
                       <wp:positionH relativeFrom="page">
                         <wp:posOffset>-9515475</wp:posOffset>
@@ -347,7 +347,7 @@
                       <wp:extent cx="14605" cy="10692130"/>
                       <wp:effectExtent l="0" t="0" r="0" b="0"/>
                       <wp:wrapNone/>
-                      <wp:docPr id="4" name="Frame1"/>
+                      <wp:docPr id="4" name="Frame3"/>
                       <a:graphic xmlns:a="http://schemas.openxmlformats.org/drawingml/2006/main">
                         <a:graphicData uri="http://schemas.microsoft.com/office/word/2010/wordprocessingShape">
                           <wps:wsp>
@@ -590,9 +590,8 @@
     </w:p>
     <w:p>
       <w:pPr>
-        <w:pStyle w:val="Heading2"/>
-        <w:bidi w:val="0"/>
-        <w:ind w:hanging="0" w:start="0"/>
+        <w:pStyle w:val="Heading4"/>
+        <w:bidi w:val="0"/>
         <w:jc w:val="start"/>
         <w:rPr/>
       </w:pPr>
@@ -624,6 +623,13 @@
         <w:rPr/>
         <w:t>u</w:t>
         <w:br/>
+      </w:r>
+      <w:r>
+        <w:rPr>
+          <w:sz w:val="16"/>
+          <w:szCs w:val="16"/>
+        </w:rPr>
+        <w:t>https://github.com/AlexanderPetrovPanov/IDS_IPS_Alert_Analysis_XGBoost_vs_Random_Forest_SVM_on_CSE-CIC-IDS2018.git</w:t>
       </w:r>
     </w:p>
     <w:p>
@@ -1652,13 +1658,7 @@
         <w:rPr>
           <w:lang w:val="bg-BG"/>
         </w:rPr>
-        <w:t>роби</w:t>
-      </w:r>
-      <w:r>
-        <w:rPr>
-          <w:lang w:val="bg-BG"/>
-        </w:rPr>
-        <w:t>в</w:t>
+        <w:t>робив</w:t>
       </w:r>
       <w:r>
         <w:rPr>
